--- a/ai_13/oleksii_rubakha/epic_2/epic_2_report_oleksii_rubakha.docx
+++ b/ai_13/oleksii_rubakha/epic_2/epic_2_report_oleksii_rubakha.docx
@@ -135,12 +135,12 @@
             <wp:extent cx="2727960" cy="2571750"/>
             <wp:effectExtent b="0" l="0" r="0" t="0"/>
             <wp:wrapNone/>
-            <wp:docPr descr="A blue and white logo&#10;&#10;Description automatically generated" id="6" name="image6.jpg"/>
+            <wp:docPr descr="A blue and white logo&#10;&#10;Description automatically generated" id="6" name="image16.jpg"/>
             <a:graphic>
               <a:graphicData uri="http://schemas.openxmlformats.org/drawingml/2006/picture">
                 <pic:pic>
                   <pic:nvPicPr>
-                    <pic:cNvPr descr="A blue and white logo&#10;&#10;Description automatically generated" id="0" name="image6.jpg"/>
+                    <pic:cNvPr descr="A blue and white logo&#10;&#10;Description automatically generated" id="0" name="image16.jpg"/>
                     <pic:cNvPicPr preferRelativeResize="0"/>
                   </pic:nvPicPr>
                   <pic:blipFill>
@@ -5655,12 +5655,12 @@
           <wp:inline distB="114300" distT="114300" distL="114300" distR="114300">
             <wp:extent cx="2572385" cy="1351709"/>
             <wp:effectExtent b="0" l="0" r="0" t="0"/>
-            <wp:docPr id="31" name="image32.png"/>
+            <wp:docPr id="31" name="image43.png"/>
             <a:graphic>
               <a:graphicData uri="http://schemas.openxmlformats.org/drawingml/2006/picture">
                 <pic:pic>
                   <pic:nvPicPr>
-                    <pic:cNvPr id="0" name="image32.png"/>
+                    <pic:cNvPr id="0" name="image43.png"/>
                     <pic:cNvPicPr preferRelativeResize="0"/>
                   </pic:nvPicPr>
                   <pic:blipFill>
@@ -6106,12 +6106,12 @@
           <wp:inline distB="114300" distT="114300" distL="114300" distR="114300">
             <wp:extent cx="1588135" cy="1195772"/>
             <wp:effectExtent b="0" l="0" r="0" t="0"/>
-            <wp:docPr id="17" name="image13.png"/>
+            <wp:docPr id="17" name="image35.png"/>
             <a:graphic>
               <a:graphicData uri="http://schemas.openxmlformats.org/drawingml/2006/picture">
                 <pic:pic>
                   <pic:nvPicPr>
-                    <pic:cNvPr id="0" name="image13.png"/>
+                    <pic:cNvPr id="0" name="image35.png"/>
                     <pic:cNvPicPr preferRelativeResize="0"/>
                   </pic:nvPicPr>
                   <pic:blipFill>
@@ -6406,12 +6406,12 @@
           <wp:inline distB="114300" distT="114300" distL="114300" distR="114300">
             <wp:extent cx="5467077" cy="3108960"/>
             <wp:effectExtent b="0" l="0" r="0" t="0"/>
-            <wp:docPr id="42" name="image34.png"/>
+            <wp:docPr id="42" name="image40.png"/>
             <a:graphic>
               <a:graphicData uri="http://schemas.openxmlformats.org/drawingml/2006/picture">
                 <pic:pic>
                   <pic:nvPicPr>
-                    <pic:cNvPr id="0" name="image34.png"/>
+                    <pic:cNvPr id="0" name="image40.png"/>
                     <pic:cNvPicPr preferRelativeResize="0"/>
                   </pic:nvPicPr>
                   <pic:blipFill>
@@ -7755,12 +7755,12 @@
           <wp:inline distB="114300" distT="114300" distL="114300" distR="114300">
             <wp:extent cx="5474574" cy="2394446"/>
             <wp:effectExtent b="0" l="0" r="0" t="0"/>
-            <wp:docPr id="15" name="image17.png"/>
+            <wp:docPr id="15" name="image24.png"/>
             <a:graphic>
               <a:graphicData uri="http://schemas.openxmlformats.org/drawingml/2006/picture">
                 <pic:pic>
                   <pic:nvPicPr>
-                    <pic:cNvPr id="0" name="image17.png"/>
+                    <pic:cNvPr id="0" name="image24.png"/>
                     <pic:cNvPicPr preferRelativeResize="0"/>
                   </pic:nvPicPr>
                   <pic:blipFill>
@@ -7853,12 +7853,12 @@
           <wp:inline distB="114300" distT="114300" distL="114300" distR="114300">
             <wp:extent cx="6300160" cy="2032000"/>
             <wp:effectExtent b="0" l="0" r="0" t="0"/>
-            <wp:docPr id="21" name="image26.png"/>
+            <wp:docPr id="21" name="image29.png"/>
             <a:graphic>
               <a:graphicData uri="http://schemas.openxmlformats.org/drawingml/2006/picture">
                 <pic:pic>
                   <pic:nvPicPr>
-                    <pic:cNvPr id="0" name="image26.png"/>
+                    <pic:cNvPr id="0" name="image29.png"/>
                     <pic:cNvPicPr preferRelativeResize="0"/>
                   </pic:nvPicPr>
                   <pic:blipFill>
@@ -7932,12 +7932,12 @@
           <wp:inline distB="114300" distT="114300" distL="114300" distR="114300">
             <wp:extent cx="6300160" cy="2336800"/>
             <wp:effectExtent b="0" l="0" r="0" t="0"/>
-            <wp:docPr id="25" name="image41.png"/>
+            <wp:docPr id="25" name="image46.png"/>
             <a:graphic>
               <a:graphicData uri="http://schemas.openxmlformats.org/drawingml/2006/picture">
                 <pic:pic>
                   <pic:nvPicPr>
-                    <pic:cNvPr id="0" name="image41.png"/>
+                    <pic:cNvPr id="0" name="image46.png"/>
                     <pic:cNvPicPr preferRelativeResize="0"/>
                   </pic:nvPicPr>
                   <pic:blipFill>
@@ -8439,12 +8439,12 @@
           <wp:inline distB="114300" distT="114300" distL="114300" distR="114300">
             <wp:extent cx="2914650" cy="6591300"/>
             <wp:effectExtent b="0" l="0" r="0" t="0"/>
-            <wp:docPr id="38" name="image36.png"/>
+            <wp:docPr id="38" name="image39.png"/>
             <a:graphic>
               <a:graphicData uri="http://schemas.openxmlformats.org/drawingml/2006/picture">
                 <pic:pic>
                   <pic:nvPicPr>
-                    <pic:cNvPr id="0" name="image36.png"/>
+                    <pic:cNvPr id="0" name="image39.png"/>
                     <pic:cNvPicPr preferRelativeResize="0"/>
                   </pic:nvPicPr>
                   <pic:blipFill>
@@ -8526,12 +8526,12 @@
           <wp:inline distB="114300" distT="114300" distL="114300" distR="114300">
             <wp:extent cx="2914650" cy="6591300"/>
             <wp:effectExtent b="0" l="0" r="0" t="0"/>
-            <wp:docPr id="14" name="image14.png"/>
+            <wp:docPr id="14" name="image17.png"/>
             <a:graphic>
               <a:graphicData uri="http://schemas.openxmlformats.org/drawingml/2006/picture">
                 <pic:pic>
                   <pic:nvPicPr>
-                    <pic:cNvPr id="0" name="image14.png"/>
+                    <pic:cNvPr id="0" name="image17.png"/>
                     <pic:cNvPicPr preferRelativeResize="0"/>
                   </pic:nvPicPr>
                   <pic:blipFill>
@@ -8719,12 +8719,12 @@
           <wp:inline distB="114300" distT="114300" distL="114300" distR="114300">
             <wp:extent cx="4810125" cy="7581900"/>
             <wp:effectExtent b="0" l="0" r="0" t="0"/>
-            <wp:docPr id="29" name="image22.png"/>
+            <wp:docPr id="29" name="image26.png"/>
             <a:graphic>
               <a:graphicData uri="http://schemas.openxmlformats.org/drawingml/2006/picture">
                 <pic:pic>
                   <pic:nvPicPr>
-                    <pic:cNvPr id="0" name="image22.png"/>
+                    <pic:cNvPr id="0" name="image26.png"/>
                     <pic:cNvPicPr preferRelativeResize="0"/>
                   </pic:nvPicPr>
                   <pic:blipFill>
@@ -8875,12 +8875,12 @@
           <wp:inline distB="114300" distT="114300" distL="114300" distR="114300">
             <wp:extent cx="6300160" cy="6680200"/>
             <wp:effectExtent b="0" l="0" r="0" t="0"/>
-            <wp:docPr id="45" name="image40.png"/>
+            <wp:docPr id="45" name="image30.png"/>
             <a:graphic>
               <a:graphicData uri="http://schemas.openxmlformats.org/drawingml/2006/picture">
                 <pic:pic>
                   <pic:nvPicPr>
-                    <pic:cNvPr id="0" name="image40.png"/>
+                    <pic:cNvPr id="0" name="image30.png"/>
                     <pic:cNvPicPr preferRelativeResize="0"/>
                   </pic:nvPicPr>
                   <pic:blipFill>
@@ -8984,12 +8984,12 @@
           <wp:inline distB="114300" distT="114300" distL="114300" distR="114300">
             <wp:extent cx="6300160" cy="7353300"/>
             <wp:effectExtent b="0" l="0" r="0" t="0"/>
-            <wp:docPr id="43" name="image44.png"/>
+            <wp:docPr id="43" name="image45.png"/>
             <a:graphic>
               <a:graphicData uri="http://schemas.openxmlformats.org/drawingml/2006/picture">
                 <pic:pic>
                   <pic:nvPicPr>
-                    <pic:cNvPr id="0" name="image44.png"/>
+                    <pic:cNvPr id="0" name="image45.png"/>
                     <pic:cNvPicPr preferRelativeResize="0"/>
                   </pic:nvPicPr>
                   <pic:blipFill>
@@ -9093,12 +9093,12 @@
           <wp:inline distB="114300" distT="114300" distL="114300" distR="114300">
             <wp:extent cx="6300160" cy="3873500"/>
             <wp:effectExtent b="0" l="0" r="0" t="0"/>
-            <wp:docPr id="33" name="image35.png"/>
+            <wp:docPr id="33" name="image31.png"/>
             <a:graphic>
               <a:graphicData uri="http://schemas.openxmlformats.org/drawingml/2006/picture">
                 <pic:pic>
                   <pic:nvPicPr>
-                    <pic:cNvPr id="0" name="image35.png"/>
+                    <pic:cNvPr id="0" name="image31.png"/>
                     <pic:cNvPicPr preferRelativeResize="0"/>
                   </pic:nvPicPr>
                   <pic:blipFill>
@@ -9443,12 +9443,12 @@
           <wp:inline distB="114300" distT="114300" distL="114300" distR="114300">
             <wp:extent cx="5524500" cy="8324850"/>
             <wp:effectExtent b="0" l="0" r="0" t="0"/>
-            <wp:docPr id="3" name="image10.png"/>
+            <wp:docPr id="3" name="image6.png"/>
             <a:graphic>
               <a:graphicData uri="http://schemas.openxmlformats.org/drawingml/2006/picture">
                 <pic:pic>
                   <pic:nvPicPr>
-                    <pic:cNvPr id="0" name="image10.png"/>
+                    <pic:cNvPr id="0" name="image6.png"/>
                     <pic:cNvPicPr preferRelativeResize="0"/>
                   </pic:nvPicPr>
                   <pic:blipFill>
@@ -9571,12 +9571,12 @@
           <wp:inline distB="114300" distT="114300" distL="114300" distR="114300">
             <wp:extent cx="5667375" cy="8696325"/>
             <wp:effectExtent b="0" l="0" r="0" t="0"/>
-            <wp:docPr id="46" name="image46.png"/>
+            <wp:docPr id="46" name="image37.png"/>
             <a:graphic>
               <a:graphicData uri="http://schemas.openxmlformats.org/drawingml/2006/picture">
                 <pic:pic>
                   <pic:nvPicPr>
-                    <pic:cNvPr id="0" name="image46.png"/>
+                    <pic:cNvPr id="0" name="image37.png"/>
                     <pic:cNvPicPr preferRelativeResize="0"/>
                   </pic:nvPicPr>
                   <pic:blipFill>
@@ -9656,12 +9656,12 @@
           <wp:inline distB="114300" distT="114300" distL="114300" distR="114300">
             <wp:extent cx="5629275" cy="6238875"/>
             <wp:effectExtent b="0" l="0" r="0" t="0"/>
-            <wp:docPr id="44" name="image45.png"/>
+            <wp:docPr id="44" name="image33.png"/>
             <a:graphic>
               <a:graphicData uri="http://schemas.openxmlformats.org/drawingml/2006/picture">
                 <pic:pic>
                   <pic:nvPicPr>
-                    <pic:cNvPr id="0" name="image45.png"/>
+                    <pic:cNvPr id="0" name="image33.png"/>
                     <pic:cNvPicPr preferRelativeResize="0"/>
                   </pic:nvPicPr>
                   <pic:blipFill>
@@ -9838,12 +9838,12 @@
           <wp:inline distB="114300" distT="114300" distL="114300" distR="114300">
             <wp:extent cx="6300160" cy="5283200"/>
             <wp:effectExtent b="0" l="0" r="0" t="0"/>
-            <wp:docPr id="1" name="image11.png"/>
+            <wp:docPr id="1" name="image3.png"/>
             <a:graphic>
               <a:graphicData uri="http://schemas.openxmlformats.org/drawingml/2006/picture">
                 <pic:pic>
                   <pic:nvPicPr>
-                    <pic:cNvPr id="0" name="image11.png"/>
+                    <pic:cNvPr id="0" name="image3.png"/>
                     <pic:cNvPicPr preferRelativeResize="0"/>
                   </pic:nvPicPr>
                   <pic:blipFill>
@@ -9968,12 +9968,12 @@
           <wp:inline distB="114300" distT="114300" distL="114300" distR="114300">
             <wp:extent cx="6300160" cy="2997200"/>
             <wp:effectExtent b="0" l="0" r="0" t="0"/>
-            <wp:docPr id="10" name="image7.png"/>
+            <wp:docPr id="10" name="image15.png"/>
             <a:graphic>
               <a:graphicData uri="http://schemas.openxmlformats.org/drawingml/2006/picture">
                 <pic:pic>
                   <pic:nvPicPr>
-                    <pic:cNvPr id="0" name="image7.png"/>
+                    <pic:cNvPr id="0" name="image15.png"/>
                     <pic:cNvPicPr preferRelativeResize="0"/>
                   </pic:nvPicPr>
                   <pic:blipFill>
@@ -10178,12 +10178,12 @@
           <wp:inline distB="114300" distT="114300" distL="114300" distR="114300">
             <wp:extent cx="6300160" cy="4699000"/>
             <wp:effectExtent b="0" l="0" r="0" t="0"/>
-            <wp:docPr id="8" name="image4.png"/>
+            <wp:docPr id="8" name="image9.png"/>
             <a:graphic>
               <a:graphicData uri="http://schemas.openxmlformats.org/drawingml/2006/picture">
                 <pic:pic>
                   <pic:nvPicPr>
-                    <pic:cNvPr id="0" name="image4.png"/>
+                    <pic:cNvPr id="0" name="image9.png"/>
                     <pic:cNvPicPr preferRelativeResize="0"/>
                   </pic:nvPicPr>
                   <pic:blipFill>
@@ -10315,12 +10315,12 @@
           <wp:inline distB="114300" distT="114300" distL="114300" distR="114300">
             <wp:extent cx="6300160" cy="2743200"/>
             <wp:effectExtent b="0" l="0" r="0" t="0"/>
-            <wp:docPr id="19" name="image8.png"/>
+            <wp:docPr id="19" name="image25.png"/>
             <a:graphic>
               <a:graphicData uri="http://schemas.openxmlformats.org/drawingml/2006/picture">
                 <pic:pic>
                   <pic:nvPicPr>
-                    <pic:cNvPr id="0" name="image8.png"/>
+                    <pic:cNvPr id="0" name="image25.png"/>
                     <pic:cNvPicPr preferRelativeResize="0"/>
                   </pic:nvPicPr>
                   <pic:blipFill>
@@ -10519,12 +10519,12 @@
           <wp:inline distB="114300" distT="114300" distL="114300" distR="114300">
             <wp:extent cx="6300160" cy="6743700"/>
             <wp:effectExtent b="0" l="0" r="0" t="0"/>
-            <wp:docPr id="24" name="image28.png"/>
+            <wp:docPr id="24" name="image19.png"/>
             <a:graphic>
               <a:graphicData uri="http://schemas.openxmlformats.org/drawingml/2006/picture">
                 <pic:pic>
                   <pic:nvPicPr>
-                    <pic:cNvPr id="0" name="image28.png"/>
+                    <pic:cNvPr id="0" name="image19.png"/>
                     <pic:cNvPicPr preferRelativeResize="0"/>
                   </pic:nvPicPr>
                   <pic:blipFill>
@@ -10614,12 +10614,12 @@
           <wp:inline distB="114300" distT="114300" distL="114300" distR="114300">
             <wp:extent cx="6300160" cy="7289800"/>
             <wp:effectExtent b="0" l="0" r="0" t="0"/>
-            <wp:docPr id="28" name="image24.png"/>
+            <wp:docPr id="28" name="image20.png"/>
             <a:graphic>
               <a:graphicData uri="http://schemas.openxmlformats.org/drawingml/2006/picture">
                 <pic:pic>
                   <pic:nvPicPr>
-                    <pic:cNvPr id="0" name="image24.png"/>
+                    <pic:cNvPr id="0" name="image20.png"/>
                     <pic:cNvPicPr preferRelativeResize="0"/>
                   </pic:nvPicPr>
                   <pic:blipFill>
@@ -10709,12 +10709,12 @@
           <wp:inline distB="114300" distT="114300" distL="114300" distR="114300">
             <wp:extent cx="6300160" cy="7480300"/>
             <wp:effectExtent b="0" l="0" r="0" t="0"/>
-            <wp:docPr id="36" name="image37.png"/>
+            <wp:docPr id="36" name="image28.png"/>
             <a:graphic>
               <a:graphicData uri="http://schemas.openxmlformats.org/drawingml/2006/picture">
                 <pic:pic>
                   <pic:nvPicPr>
-                    <pic:cNvPr id="0" name="image37.png"/>
+                    <pic:cNvPr id="0" name="image28.png"/>
                     <pic:cNvPicPr preferRelativeResize="0"/>
                   </pic:nvPicPr>
                   <pic:blipFill>
@@ -10804,12 +10804,12 @@
           <wp:inline distB="114300" distT="114300" distL="114300" distR="114300">
             <wp:extent cx="6300160" cy="6540500"/>
             <wp:effectExtent b="0" l="0" r="0" t="0"/>
-            <wp:docPr id="26" name="image25.png"/>
+            <wp:docPr id="26" name="image13.png"/>
             <a:graphic>
               <a:graphicData uri="http://schemas.openxmlformats.org/drawingml/2006/picture">
                 <pic:pic>
                   <pic:nvPicPr>
-                    <pic:cNvPr id="0" name="image25.png"/>
+                    <pic:cNvPr id="0" name="image13.png"/>
                     <pic:cNvPicPr preferRelativeResize="0"/>
                   </pic:nvPicPr>
                   <pic:blipFill>
@@ -10899,12 +10899,12 @@
           <wp:inline distB="114300" distT="114300" distL="114300" distR="114300">
             <wp:extent cx="6300160" cy="5486400"/>
             <wp:effectExtent b="0" l="0" r="0" t="0"/>
-            <wp:docPr id="39" name="image33.png"/>
+            <wp:docPr id="39" name="image36.png"/>
             <a:graphic>
               <a:graphicData uri="http://schemas.openxmlformats.org/drawingml/2006/picture">
                 <pic:pic>
                   <pic:nvPicPr>
-                    <pic:cNvPr id="0" name="image33.png"/>
+                    <pic:cNvPr id="0" name="image36.png"/>
                     <pic:cNvPicPr preferRelativeResize="0"/>
                   </pic:nvPicPr>
                   <pic:blipFill>
@@ -11097,12 +11097,12 @@
           <wp:inline distB="114300" distT="114300" distL="114300" distR="114300">
             <wp:extent cx="6300160" cy="7239000"/>
             <wp:effectExtent b="0" l="0" r="0" t="0"/>
-            <wp:docPr id="41" name="image43.png"/>
+            <wp:docPr id="41" name="image32.png"/>
             <a:graphic>
               <a:graphicData uri="http://schemas.openxmlformats.org/drawingml/2006/picture">
                 <pic:pic>
                   <pic:nvPicPr>
-                    <pic:cNvPr id="0" name="image43.png"/>
+                    <pic:cNvPr id="0" name="image32.png"/>
                     <pic:cNvPicPr preferRelativeResize="0"/>
                   </pic:nvPicPr>
                   <pic:blipFill>
@@ -11225,12 +11225,12 @@
           <wp:inline distB="114300" distT="114300" distL="114300" distR="114300">
             <wp:extent cx="5972175" cy="2686050"/>
             <wp:effectExtent b="0" l="0" r="0" t="0"/>
-            <wp:docPr id="5" name="image20.png"/>
+            <wp:docPr id="5" name="image4.png"/>
             <a:graphic>
               <a:graphicData uri="http://schemas.openxmlformats.org/drawingml/2006/picture">
                 <pic:pic>
                   <pic:nvPicPr>
-                    <pic:cNvPr id="0" name="image20.png"/>
+                    <pic:cNvPr id="0" name="image4.png"/>
                     <pic:cNvPicPr preferRelativeResize="0"/>
                   </pic:nvPicPr>
                   <pic:blipFill>
@@ -11409,12 +11409,12 @@
           <wp:inline distB="114300" distT="114300" distL="114300" distR="114300">
             <wp:extent cx="6300160" cy="4470400"/>
             <wp:effectExtent b="0" l="0" r="0" t="0"/>
-            <wp:docPr id="20" name="image16.png"/>
+            <wp:docPr id="20" name="image21.png"/>
             <a:graphic>
               <a:graphicData uri="http://schemas.openxmlformats.org/drawingml/2006/picture">
                 <pic:pic>
                   <pic:nvPicPr>
-                    <pic:cNvPr id="0" name="image16.png"/>
+                    <pic:cNvPr id="0" name="image21.png"/>
                     <pic:cNvPicPr preferRelativeResize="0"/>
                   </pic:nvPicPr>
                   <pic:blipFill>
@@ -11490,12 +11490,12 @@
           <wp:inline distB="114300" distT="114300" distL="114300" distR="114300">
             <wp:extent cx="6300160" cy="1676400"/>
             <wp:effectExtent b="0" l="0" r="0" t="0"/>
-            <wp:docPr id="40" name="image42.png"/>
+            <wp:docPr id="40" name="image44.png"/>
             <a:graphic>
               <a:graphicData uri="http://schemas.openxmlformats.org/drawingml/2006/picture">
                 <pic:pic>
                   <pic:nvPicPr>
-                    <pic:cNvPr id="0" name="image42.png"/>
+                    <pic:cNvPr id="0" name="image44.png"/>
                     <pic:cNvPicPr preferRelativeResize="0"/>
                   </pic:nvPicPr>
                   <pic:blipFill>
@@ -11667,12 +11667,12 @@
           <wp:inline distB="114300" distT="114300" distL="114300" distR="114300">
             <wp:extent cx="5224776" cy="6392772"/>
             <wp:effectExtent b="0" l="0" r="0" t="0"/>
-            <wp:docPr id="23" name="image39.png"/>
+            <wp:docPr id="23" name="image12.png"/>
             <a:graphic>
               <a:graphicData uri="http://schemas.openxmlformats.org/drawingml/2006/picture">
                 <pic:pic>
                   <pic:nvPicPr>
-                    <pic:cNvPr id="0" name="image39.png"/>
+                    <pic:cNvPr id="0" name="image12.png"/>
                     <pic:cNvPicPr preferRelativeResize="0"/>
                   </pic:nvPicPr>
                   <pic:blipFill>
@@ -11748,12 +11748,12 @@
           <wp:inline distB="114300" distT="114300" distL="114300" distR="114300">
             <wp:extent cx="6300160" cy="6235700"/>
             <wp:effectExtent b="0" l="0" r="0" t="0"/>
-            <wp:docPr id="4" name="image30.png"/>
+            <wp:docPr id="4" name="image8.png"/>
             <a:graphic>
               <a:graphicData uri="http://schemas.openxmlformats.org/drawingml/2006/picture">
                 <pic:pic>
                   <pic:nvPicPr>
-                    <pic:cNvPr id="0" name="image30.png"/>
+                    <pic:cNvPr id="0" name="image8.png"/>
                     <pic:cNvPicPr preferRelativeResize="0"/>
                   </pic:nvPicPr>
                   <pic:blipFill>
@@ -12007,12 +12007,12 @@
           <wp:inline distB="114300" distT="114300" distL="114300" distR="114300">
             <wp:extent cx="3267075" cy="504825"/>
             <wp:effectExtent b="0" l="0" r="0" t="0"/>
-            <wp:docPr id="13" name="image21.png"/>
+            <wp:docPr id="13" name="image14.png"/>
             <a:graphic>
               <a:graphicData uri="http://schemas.openxmlformats.org/drawingml/2006/picture">
                 <pic:pic>
                   <pic:nvPicPr>
-                    <pic:cNvPr id="0" name="image21.png"/>
+                    <pic:cNvPr id="0" name="image14.png"/>
                     <pic:cNvPicPr preferRelativeResize="0"/>
                   </pic:nvPicPr>
                   <pic:blipFill>
@@ -12223,12 +12223,12 @@
           <wp:inline distB="114300" distT="114300" distL="114300" distR="114300">
             <wp:extent cx="3448050" cy="4038600"/>
             <wp:effectExtent b="0" l="0" r="0" t="0"/>
-            <wp:docPr id="12" name="image15.png"/>
+            <wp:docPr id="12" name="image10.png"/>
             <a:graphic>
               <a:graphicData uri="http://schemas.openxmlformats.org/drawingml/2006/picture">
                 <pic:pic>
                   <pic:nvPicPr>
-                    <pic:cNvPr id="0" name="image15.png"/>
+                    <pic:cNvPr id="0" name="image10.png"/>
                     <pic:cNvPicPr preferRelativeResize="0"/>
                   </pic:nvPicPr>
                   <pic:blipFill>
@@ -12403,12 +12403,12 @@
           <wp:inline distB="114300" distT="114300" distL="114300" distR="114300">
             <wp:extent cx="6300160" cy="2501900"/>
             <wp:effectExtent b="0" l="0" r="0" t="0"/>
-            <wp:docPr id="27" name="image29.png"/>
+            <wp:docPr id="27" name="image42.png"/>
             <a:graphic>
               <a:graphicData uri="http://schemas.openxmlformats.org/drawingml/2006/picture">
                 <pic:pic>
                   <pic:nvPicPr>
-                    <pic:cNvPr id="0" name="image29.png"/>
+                    <pic:cNvPr id="0" name="image42.png"/>
                     <pic:cNvPicPr preferRelativeResize="0"/>
                   </pic:nvPicPr>
                   <pic:blipFill>
@@ -12488,12 +12488,12 @@
           <wp:inline distB="114300" distT="114300" distL="114300" distR="114300">
             <wp:extent cx="6300160" cy="965200"/>
             <wp:effectExtent b="0" l="0" r="0" t="0"/>
-            <wp:docPr id="16" name="image2.png"/>
+            <wp:docPr id="16" name="image7.png"/>
             <a:graphic>
               <a:graphicData uri="http://schemas.openxmlformats.org/drawingml/2006/picture">
                 <pic:pic>
                   <pic:nvPicPr>
-                    <pic:cNvPr id="0" name="image2.png"/>
+                    <pic:cNvPr id="0" name="image7.png"/>
                     <pic:cNvPicPr preferRelativeResize="0"/>
                   </pic:nvPicPr>
                   <pic:blipFill>
@@ -12568,12 +12568,12 @@
           <wp:inline distB="0" distT="0" distL="0" distR="0">
             <wp:extent cx="5943600" cy="417830"/>
             <wp:effectExtent b="0" l="0" r="0" t="0"/>
-            <wp:docPr id="18" name="image5.png"/>
+            <wp:docPr id="18" name="image2.png"/>
             <a:graphic>
               <a:graphicData uri="http://schemas.openxmlformats.org/drawingml/2006/picture">
                 <pic:pic>
                   <pic:nvPicPr>
-                    <pic:cNvPr id="0" name="image5.png"/>
+                    <pic:cNvPr id="0" name="image2.png"/>
                     <pic:cNvPicPr preferRelativeResize="0"/>
                   </pic:nvPicPr>
                   <pic:blipFill>
@@ -12729,14 +12729,14 @@
         </w:rPr>
         <w:drawing>
           <wp:inline distB="114300" distT="114300" distL="114300" distR="114300">
-            <wp:extent cx="3689566" cy="4904423"/>
+            <wp:extent cx="5349831" cy="7114223"/>
             <wp:effectExtent b="0" l="0" r="0" t="0"/>
-            <wp:docPr id="32" name="image27.jpg"/>
+            <wp:docPr id="32" name="image22.jpg"/>
             <a:graphic>
               <a:graphicData uri="http://schemas.openxmlformats.org/drawingml/2006/picture">
                 <pic:pic>
                   <pic:nvPicPr>
-                    <pic:cNvPr id="0" name="image27.jpg"/>
+                    <pic:cNvPr id="0" name="image22.jpg"/>
                     <pic:cNvPicPr preferRelativeResize="0"/>
                   </pic:nvPicPr>
                   <pic:blipFill>
@@ -12749,7 +12749,7 @@
                   <pic:spPr>
                     <a:xfrm>
                       <a:off x="0" y="0"/>
-                      <a:ext cx="3689566" cy="4904423"/>
+                      <a:ext cx="5349831" cy="7114223"/>
                     </a:xfrm>
                     <a:prstGeom prst="rect"/>
                     <a:ln/>
@@ -12878,12 +12878,12 @@
           <wp:inline distB="114300" distT="114300" distL="114300" distR="114300">
             <wp:extent cx="5505688" cy="4272947"/>
             <wp:effectExtent b="0" l="0" r="0" t="0"/>
-            <wp:docPr id="9" name="image3.png"/>
+            <wp:docPr id="9" name="image23.png"/>
             <a:graphic>
               <a:graphicData uri="http://schemas.openxmlformats.org/drawingml/2006/picture">
                 <pic:pic>
                   <pic:nvPicPr>
-                    <pic:cNvPr id="0" name="image3.png"/>
+                    <pic:cNvPr id="0" name="image23.png"/>
                     <pic:cNvPicPr preferRelativeResize="0"/>
                   </pic:nvPicPr>
                   <pic:blipFill>
@@ -12963,12 +12963,12 @@
           <wp:inline distB="114300" distT="114300" distL="114300" distR="114300">
             <wp:extent cx="6300160" cy="4622800"/>
             <wp:effectExtent b="0" l="0" r="0" t="0"/>
-            <wp:docPr id="35" name="image38.png"/>
+            <wp:docPr id="35" name="image41.png"/>
             <a:graphic>
               <a:graphicData uri="http://schemas.openxmlformats.org/drawingml/2006/picture">
                 <pic:pic>
                   <pic:nvPicPr>
-                    <pic:cNvPr id="0" name="image38.png"/>
+                    <pic:cNvPr id="0" name="image41.png"/>
                     <pic:cNvPicPr preferRelativeResize="0"/>
                   </pic:nvPicPr>
                   <pic:blipFill>
@@ -13048,12 +13048,12 @@
           <wp:inline distB="114300" distT="114300" distL="114300" distR="114300">
             <wp:extent cx="6119284" cy="4853226"/>
             <wp:effectExtent b="0" l="0" r="0" t="0"/>
-            <wp:docPr id="30" name="image19.png"/>
+            <wp:docPr id="30" name="image38.png"/>
             <a:graphic>
               <a:graphicData uri="http://schemas.openxmlformats.org/drawingml/2006/picture">
                 <pic:pic>
                   <pic:nvPicPr>
-                    <pic:cNvPr id="0" name="image19.png"/>
+                    <pic:cNvPr id="0" name="image38.png"/>
                     <pic:cNvPicPr preferRelativeResize="0"/>
                   </pic:nvPicPr>
                   <pic:blipFill>
@@ -13230,12 +13230,12 @@
           <wp:inline distB="114300" distT="114300" distL="114300" distR="114300">
             <wp:extent cx="1743075" cy="1076325"/>
             <wp:effectExtent b="0" l="0" r="0" t="0"/>
-            <wp:docPr id="37" name="image31.png"/>
+            <wp:docPr id="37" name="image34.png"/>
             <a:graphic>
               <a:graphicData uri="http://schemas.openxmlformats.org/drawingml/2006/picture">
                 <pic:pic>
                   <pic:nvPicPr>
-                    <pic:cNvPr id="0" name="image31.png"/>
+                    <pic:cNvPr id="0" name="image34.png"/>
                     <pic:cNvPicPr preferRelativeResize="0"/>
                   </pic:nvPicPr>
                   <pic:blipFill>
@@ -13399,12 +13399,12 @@
           <wp:inline distB="114300" distT="114300" distL="114300" distR="114300">
             <wp:extent cx="1514475" cy="828675"/>
             <wp:effectExtent b="0" l="0" r="0" t="0"/>
-            <wp:docPr id="34" name="image18.png"/>
+            <wp:docPr id="34" name="image27.png"/>
             <a:graphic>
               <a:graphicData uri="http://schemas.openxmlformats.org/drawingml/2006/picture">
                 <pic:pic>
                   <pic:nvPicPr>
-                    <pic:cNvPr id="0" name="image18.png"/>
+                    <pic:cNvPr id="0" name="image27.png"/>
                     <pic:cNvPicPr preferRelativeResize="0"/>
                   </pic:nvPicPr>
                   <pic:blipFill>
@@ -13549,12 +13549,12 @@
           <wp:inline distB="114300" distT="114300" distL="114300" distR="114300">
             <wp:extent cx="3352800" cy="962025"/>
             <wp:effectExtent b="0" l="0" r="0" t="0"/>
-            <wp:docPr id="22" name="image12.png"/>
+            <wp:docPr id="22" name="image11.png"/>
             <a:graphic>
               <a:graphicData uri="http://schemas.openxmlformats.org/drawingml/2006/picture">
                 <pic:pic>
                   <pic:nvPicPr>
-                    <pic:cNvPr id="0" name="image12.png"/>
+                    <pic:cNvPr id="0" name="image11.png"/>
                     <pic:cNvPicPr preferRelativeResize="0"/>
                   </pic:nvPicPr>
                   <pic:blipFill>
@@ -13737,12 +13737,12 @@
           <wp:inline distB="114300" distT="114300" distL="114300" distR="114300">
             <wp:extent cx="5220252" cy="3917163"/>
             <wp:effectExtent b="0" l="0" r="0" t="0"/>
-            <wp:docPr id="11" name="image23.jpg"/>
+            <wp:docPr id="11" name="image18.jpg"/>
             <a:graphic>
               <a:graphicData uri="http://schemas.openxmlformats.org/drawingml/2006/picture">
                 <pic:pic>
                   <pic:nvPicPr>
-                    <pic:cNvPr id="0" name="image23.jpg"/>
+                    <pic:cNvPr id="0" name="image18.jpg"/>
                     <pic:cNvPicPr preferRelativeResize="0"/>
                   </pic:nvPicPr>
                   <pic:blipFill>
@@ -13966,12 +13966,12 @@
           <wp:inline distB="114300" distT="114300" distL="114300" distR="114300">
             <wp:extent cx="5639038" cy="3523332"/>
             <wp:effectExtent b="0" l="0" r="0" t="0"/>
-            <wp:docPr id="2" name="image9.png"/>
+            <wp:docPr id="2" name="image5.png"/>
             <a:graphic>
               <a:graphicData uri="http://schemas.openxmlformats.org/drawingml/2006/picture">
                 <pic:pic>
                   <pic:nvPicPr>
-                    <pic:cNvPr id="0" name="image9.png"/>
+                    <pic:cNvPr id="0" name="image5.png"/>
                     <pic:cNvPicPr preferRelativeResize="0"/>
                   </pic:nvPicPr>
                   <pic:blipFill>
